--- a/fiction/drafts/templates/av-0101-0-00-draft-blocking_20010211-1843.docx
+++ b/fiction/drafts/templates/av-0101-0-00-draft-blocking_20010211-1843.docx
@@ -5,30 +5,25 @@
     <w:p>
       <w:pPr>
         <w:pStyle w:val="NoSpacing"/>
+        <w:rPr>
+          <w:rFonts w:ascii="Montserrat" w:hAnsi="Montserrat"/>
+          <w:sz w:val="24"/>
+        </w:rPr>
       </w:pPr>
       <w:r>
-        <w:t>av-0101-0-00</w:t>
-      </w:r>
-      <w:r>
-        <w:t>-</w:t>
-      </w:r>
-      <w:r>
-        <w:t>draft</w:t>
-      </w:r>
-      <w:r>
-        <w:t>-</w:t>
-      </w:r>
-      <w:r>
-        <w:t>blocking</w:t>
-      </w:r>
-      <w:r>
-        <w:t>_20010211-1843</w:t>
+        <w:rPr>
+          <w:rFonts w:ascii="Montserrat" w:hAnsi="Montserrat"/>
+          <w:sz w:val="24"/>
+        </w:rPr>
+        <w:t>av-0101-0-00-draft-blocking_20010211-1843</w:t>
       </w:r>
     </w:p>
     <w:p>
       <w:pPr>
         <w:pStyle w:val="NoSpacing"/>
         <w:rPr>
+          <w:rFonts w:ascii="Montserrat" w:hAnsi="Montserrat"/>
+          <w:sz w:val="24"/>
           <w:vertAlign w:val="superscript"/>
         </w:rPr>
       </w:pPr>
@@ -36,33 +31,69 @@
     <w:p>
       <w:pPr>
         <w:pStyle w:val="Heading1"/>
+        <w:rPr>
+          <w:rFonts w:ascii="Montserrat" w:hAnsi="Montserrat"/>
+          <w:sz w:val="24"/>
+        </w:rPr>
       </w:pPr>
       <w:r>
+        <w:rPr>
+          <w:rFonts w:ascii="Montserrat" w:hAnsi="Montserrat"/>
+          <w:sz w:val="24"/>
+        </w:rPr>
         <w:t>AV ∙ VOLUME 01 BOOK 01</w:t>
       </w:r>
     </w:p>
     <w:p>
       <w:pPr>
         <w:pStyle w:val="Heading3"/>
+        <w:rPr>
+          <w:rFonts w:ascii="Montserrat" w:hAnsi="Montserrat"/>
+          <w:sz w:val="24"/>
+        </w:rPr>
       </w:pPr>
       <w:r>
+        <w:rPr>
+          <w:rFonts w:ascii="Montserrat" w:hAnsi="Montserrat"/>
+          <w:sz w:val="24"/>
+        </w:rPr>
         <w:t>Part 1 Chapters 01-03</w:t>
       </w:r>
       <w:r>
+        <w:rPr>
+          <w:rFonts w:ascii="Montserrat" w:hAnsi="Montserrat"/>
+          <w:sz w:val="24"/>
+        </w:rPr>
         <w:tab/>
       </w:r>
       <w:r>
+        <w:rPr>
+          <w:rFonts w:ascii="Montserrat" w:hAnsi="Montserrat"/>
+          <w:sz w:val="24"/>
+        </w:rPr>
         <w:t>Document File Names AV 0101-1-01 – AV 0101-1-03</w:t>
       </w:r>
     </w:p>
     <w:p>
       <w:pPr>
         <w:pStyle w:val="Heading3"/>
+        <w:rPr>
+          <w:rFonts w:ascii="Montserrat" w:hAnsi="Montserrat"/>
+          <w:sz w:val="24"/>
+        </w:rPr>
       </w:pPr>
       <w:r>
+        <w:rPr>
+          <w:rFonts w:ascii="Montserrat" w:hAnsi="Montserrat"/>
+          <w:sz w:val="24"/>
+        </w:rPr>
         <w:t>Part 2 Chapters 01-27</w:t>
       </w:r>
       <w:r>
+        <w:rPr>
+          <w:rFonts w:ascii="Montserrat" w:hAnsi="Montserrat"/>
+          <w:sz w:val="24"/>
+        </w:rPr>
         <w:tab/>
         <w:t>Document File Names AV 0101-2-01 – AV 0101-2-27</w:t>
       </w:r>
@@ -70,36 +101,86 @@
     <w:p>
       <w:pPr>
         <w:pStyle w:val="NoSpacing"/>
+        <w:rPr>
+          <w:rFonts w:ascii="Montserrat" w:hAnsi="Montserrat"/>
+          <w:sz w:val="24"/>
+        </w:rPr>
       </w:pPr>
     </w:p>
     <w:p>
       <w:pPr>
         <w:pStyle w:val="NoSpacing"/>
+        <w:tabs>
+          <w:tab w:val="left" w:pos="720"/>
+          <w:tab w:val="left" w:pos="2880"/>
+        </w:tabs>
+        <w:rPr>
+          <w:rFonts w:ascii="Montserrat" w:hAnsi="Montserrat"/>
+          <w:sz w:val="24"/>
+        </w:rPr>
       </w:pPr>
       <w:r>
+        <w:rPr>
+          <w:rFonts w:ascii="Montserrat" w:hAnsi="Montserrat"/>
+          <w:sz w:val="24"/>
+        </w:rPr>
         <w:t>∙</w:t>
       </w:r>
       <w:r>
+        <w:rPr>
+          <w:rFonts w:ascii="Montserrat" w:hAnsi="Montserrat"/>
+          <w:sz w:val="24"/>
+        </w:rPr>
         <w:tab/>
         <w:t>250,000.0</w:t>
       </w:r>
       <w:r>
+        <w:rPr>
+          <w:rFonts w:ascii="Montserrat" w:hAnsi="Montserrat"/>
+          <w:sz w:val="24"/>
+        </w:rPr>
         <w:tab/>
+      </w:r>
+      <w:r>
+        <w:rPr>
+          <w:rFonts w:ascii="Montserrat" w:hAnsi="Montserrat"/>
+          <w:sz w:val="24"/>
+        </w:rPr>
         <w:t>words projected length</w:t>
       </w:r>
     </w:p>
     <w:p>
       <w:pPr>
         <w:pStyle w:val="NoSpacing"/>
+        <w:tabs>
+          <w:tab w:val="left" w:pos="720"/>
+          <w:tab w:val="left" w:pos="2880"/>
+        </w:tabs>
+        <w:rPr>
+          <w:rFonts w:ascii="Montserrat" w:hAnsi="Montserrat"/>
+          <w:sz w:val="24"/>
+        </w:rPr>
       </w:pPr>
       <w:r>
+        <w:rPr>
+          <w:rFonts w:ascii="Montserrat" w:hAnsi="Montserrat"/>
+          <w:sz w:val="24"/>
+        </w:rPr>
         <w:t>∙</w:t>
       </w:r>
       <w:r>
+        <w:rPr>
+          <w:rFonts w:ascii="Montserrat" w:hAnsi="Montserrat"/>
+          <w:sz w:val="24"/>
+        </w:rPr>
         <w:tab/>
         <w:t>8,333.3</w:t>
       </w:r>
       <w:r>
+        <w:rPr>
+          <w:rFonts w:ascii="Montserrat" w:hAnsi="Montserrat"/>
+          <w:sz w:val="24"/>
+        </w:rPr>
         <w:tab/>
         <w:t>words per chapter</w:t>
       </w:r>
@@ -107,15 +188,35 @@
     <w:p>
       <w:pPr>
         <w:pStyle w:val="NoSpacing"/>
+        <w:tabs>
+          <w:tab w:val="left" w:pos="720"/>
+          <w:tab w:val="left" w:pos="2880"/>
+        </w:tabs>
+        <w:rPr>
+          <w:rFonts w:ascii="Montserrat" w:hAnsi="Montserrat"/>
+          <w:sz w:val="24"/>
+        </w:rPr>
       </w:pPr>
       <w:r>
+        <w:rPr>
+          <w:rFonts w:ascii="Montserrat" w:hAnsi="Montserrat"/>
+          <w:sz w:val="24"/>
+        </w:rPr>
         <w:t>∙</w:t>
       </w:r>
       <w:r>
+        <w:rPr>
+          <w:rFonts w:ascii="Montserrat" w:hAnsi="Montserrat"/>
+          <w:sz w:val="24"/>
+        </w:rPr>
         <w:tab/>
         <w:t>450.0</w:t>
       </w:r>
       <w:r>
+        <w:rPr>
+          <w:rFonts w:ascii="Montserrat" w:hAnsi="Montserrat"/>
+          <w:sz w:val="24"/>
+        </w:rPr>
         <w:tab/>
         <w:t>words per page</w:t>
       </w:r>
@@ -123,15 +224,35 @@
     <w:p>
       <w:pPr>
         <w:pStyle w:val="NoSpacing"/>
+        <w:tabs>
+          <w:tab w:val="left" w:pos="720"/>
+          <w:tab w:val="left" w:pos="2880"/>
+        </w:tabs>
+        <w:rPr>
+          <w:rFonts w:ascii="Montserrat" w:hAnsi="Montserrat"/>
+          <w:sz w:val="24"/>
+        </w:rPr>
       </w:pPr>
       <w:r>
+        <w:rPr>
+          <w:rFonts w:ascii="Montserrat" w:hAnsi="Montserrat"/>
+          <w:sz w:val="24"/>
+        </w:rPr>
         <w:t>∙</w:t>
       </w:r>
       <w:r>
+        <w:rPr>
+          <w:rFonts w:ascii="Montserrat" w:hAnsi="Montserrat"/>
+          <w:sz w:val="24"/>
+        </w:rPr>
         <w:tab/>
         <w:t>18.5</w:t>
       </w:r>
       <w:r>
+        <w:rPr>
+          <w:rFonts w:ascii="Montserrat" w:hAnsi="Montserrat"/>
+          <w:sz w:val="24"/>
+        </w:rPr>
         <w:tab/>
         <w:t>pages per chapter</w:t>
       </w:r>
@@ -139,62 +260,119 @@
     <w:p>
       <w:pPr>
         <w:pStyle w:val="NoSpacing"/>
+        <w:rPr>
+          <w:rFonts w:ascii="Montserrat" w:hAnsi="Montserrat"/>
+          <w:sz w:val="24"/>
+        </w:rPr>
       </w:pPr>
     </w:p>
     <w:p>
       <w:pPr>
         <w:pStyle w:val="NoSpacing"/>
+        <w:rPr>
+          <w:rFonts w:ascii="Montserrat" w:hAnsi="Montserrat"/>
+          <w:sz w:val="24"/>
+        </w:rPr>
       </w:pPr>
       <w:r>
+        <w:rPr>
+          <w:rFonts w:ascii="Montserrat" w:hAnsi="Montserrat"/>
+          <w:sz w:val="24"/>
+        </w:rPr>
         <w:t>-----</w:t>
       </w:r>
     </w:p>
     <w:p>
       <w:pPr>
         <w:pStyle w:val="Heading2"/>
+        <w:rPr>
+          <w:rFonts w:ascii="Montserrat" w:hAnsi="Montserrat"/>
+          <w:sz w:val="24"/>
+        </w:rPr>
       </w:pPr>
       <w:r>
+        <w:rPr>
+          <w:rFonts w:ascii="Montserrat" w:hAnsi="Montserrat"/>
+          <w:sz w:val="24"/>
+        </w:rPr>
         <w:br w:type="page"/>
-      </w:r>
-      <w:r>
-        <w:lastRenderedPageBreak/>
         <w:t>Part</w:t>
       </w:r>
       <w:r>
+        <w:rPr>
+          <w:rFonts w:ascii="Montserrat" w:hAnsi="Montserrat"/>
+          <w:sz w:val="24"/>
+        </w:rPr>
         <w:tab/>
       </w:r>
       <w:r>
+        <w:rPr>
+          <w:rFonts w:ascii="Montserrat" w:hAnsi="Montserrat"/>
+          <w:sz w:val="24"/>
+        </w:rPr>
         <w:tab/>
         <w:t>1</w:t>
       </w:r>
       <w:r>
+        <w:rPr>
+          <w:rFonts w:ascii="Montserrat" w:hAnsi="Montserrat"/>
+          <w:sz w:val="24"/>
+        </w:rPr>
         <w:tab/>
       </w:r>
     </w:p>
     <w:p>
       <w:pPr>
         <w:pStyle w:val="NoSpacing"/>
+        <w:rPr>
+          <w:rFonts w:ascii="Montserrat" w:hAnsi="Montserrat"/>
+          <w:sz w:val="24"/>
+        </w:rPr>
       </w:pPr>
       <w:r>
+        <w:rPr>
+          <w:rFonts w:ascii="Montserrat" w:hAnsi="Montserrat"/>
+          <w:sz w:val="24"/>
+        </w:rPr>
         <w:t>-----</w:t>
       </w:r>
     </w:p>
     <w:p>
       <w:pPr>
         <w:pStyle w:val="NoSpacing"/>
+        <w:rPr>
+          <w:rFonts w:ascii="Montserrat" w:hAnsi="Montserrat"/>
+          <w:sz w:val="24"/>
+        </w:rPr>
       </w:pPr>
       <w:r>
+        <w:rPr>
+          <w:rFonts w:ascii="Montserrat" w:hAnsi="Montserrat"/>
+          <w:sz w:val="24"/>
+        </w:rPr>
         <w:br w:type="page"/>
         <w:t>Chapter</w:t>
       </w:r>
       <w:r>
+        <w:rPr>
+          <w:rFonts w:ascii="Montserrat" w:hAnsi="Montserrat"/>
+          <w:sz w:val="24"/>
+        </w:rPr>
         <w:tab/>
       </w:r>
       <w:r>
+        <w:rPr>
+          <w:rFonts w:ascii="Montserrat" w:hAnsi="Montserrat"/>
+          <w:sz w:val="24"/>
+        </w:rPr>
         <w:tab/>
         <w:t>01</w:t>
       </w:r>
       <w:r>
+        <w:rPr>
+          <w:rFonts w:ascii="Montserrat" w:hAnsi="Montserrat"/>
+          <w:sz w:val="24"/>
+        </w:rPr>
         <w:tab/>
         <w:t>AV 0101-1-01</w:t>
       </w:r>
@@ -202,31 +380,59 @@
     <w:p>
       <w:pPr>
         <w:pStyle w:val="NoSpacing"/>
+        <w:rPr>
+          <w:rFonts w:ascii="Montserrat" w:hAnsi="Montserrat"/>
+          <w:sz w:val="24"/>
+        </w:rPr>
       </w:pPr>
     </w:p>
     <w:p>
       <w:pPr>
         <w:pStyle w:val="NoSpacing"/>
+        <w:rPr>
+          <w:rFonts w:ascii="Montserrat" w:hAnsi="Montserrat"/>
+          <w:sz w:val="24"/>
+        </w:rPr>
       </w:pPr>
     </w:p>
     <w:p>
       <w:pPr>
         <w:pStyle w:val="NoSpacing"/>
+        <w:rPr>
+          <w:rFonts w:ascii="Montserrat" w:hAnsi="Montserrat"/>
+          <w:sz w:val="24"/>
+        </w:rPr>
       </w:pPr>
       <w:r>
+        <w:rPr>
+          <w:rFonts w:ascii="Montserrat" w:hAnsi="Montserrat"/>
+          <w:sz w:val="24"/>
+        </w:rPr>
         <w:t>&gt;</w:t>
       </w:r>
     </w:p>
     <w:p>
       <w:pPr>
         <w:pStyle w:val="NoSpacing"/>
+        <w:rPr>
+          <w:rFonts w:ascii="Montserrat" w:hAnsi="Montserrat"/>
+          <w:sz w:val="24"/>
+        </w:rPr>
       </w:pPr>
     </w:p>
     <w:p>
       <w:pPr>
         <w:pStyle w:val="NoSpacing"/>
+        <w:rPr>
+          <w:rFonts w:ascii="Montserrat" w:hAnsi="Montserrat"/>
+          <w:sz w:val="24"/>
+        </w:rPr>
       </w:pPr>
       <w:r>
+        <w:rPr>
+          <w:rFonts w:ascii="Montserrat" w:hAnsi="Montserrat"/>
+          <w:sz w:val="24"/>
+        </w:rPr>
         <w:t>-----</w:t>
       </w:r>
     </w:p>
@@ -243,6 +449,78 @@
 <file path=word/numbering.xml><?xml version="1.0" encoding="utf-8"?>
 <w:numbering xmlns:wpc="http://schemas.microsoft.com/office/word/2010/wordprocessingCanvas" xmlns:cx="http://schemas.microsoft.com/office/drawing/2014/chartex" xmlns:cx1="http://schemas.microsoft.com/office/drawing/2015/9/8/chartex" xmlns:cx2="http://schemas.microsoft.com/office/drawing/2015/10/21/chartex" xmlns:cx3="http://schemas.microsoft.com/office/drawing/2016/5/9/chartex" xmlns:cx4="http://schemas.microsoft.com/office/drawing/2016/5/10/chartex" xmlns:cx5="http://schemas.microsoft.com/office/drawing/2016/5/11/chartex" xmlns:cx6="http://schemas.microsoft.com/office/drawing/2016/5/12/chartex" xmlns:cx7="http://schemas.microsoft.com/office/drawing/2016/5/13/chartex" xmlns:cx8="http://schemas.microsoft.com/office/drawing/2016/5/14/chartex" xmlns:mc="http://schemas.openxmlformats.org/markup-compatibility/2006" xmlns:aink="http://schemas.microsoft.com/office/drawing/2016/ink" xmlns:am3d="http://schemas.microsoft.com/office/drawing/2017/model3d" xmlns:o="urn:schemas-microsoft-com:office:office" xmlns:oel="http://schemas.microsoft.com/office/2019/extlst" xmlns:r="http://schemas.openxmlformats.org/officeDocument/2006/relationships" xmlns:m="http://schemas.openxmlformats.org/officeDocument/2006/math" xmlns:v="urn:schemas-microsoft-com:vml" xmlns:wp14="http://schemas.microsoft.com/office/word/2010/wordprocessingDrawing" xmlns:wp="http://schemas.openxmlformats.org/drawingml/2006/wordprocessingDrawing" xmlns:w10="urn:schemas-microsoft-com:office:word" xmlns:w="http://schemas.openxmlformats.org/wordprocessingml/2006/main" xmlns:w14="http://schemas.microsoft.com/office/word/2010/wordml" xmlns:w15="http://schemas.microsoft.com/office/word/2012/wordml" xmlns:w16cex="http://schemas.microsoft.com/office/word/2018/wordml/cex" xmlns:w16cid="http://schemas.microsoft.com/office/word/2016/wordml/cid" xmlns:w16="http://schemas.microsoft.com/office/word/2018/wordml" xmlns:w16du="http://schemas.microsoft.com/office/word/2023/wordml/word16du" xmlns:w16sdtdh="http://schemas.microsoft.com/office/word/2020/wordml/sdtdatahash" xmlns:w16sdtfl="http://schemas.microsoft.com/office/word/2024/wordml/sdtformatlock" xmlns:w16se="http://schemas.microsoft.com/office/word/2015/wordml/symex" xmlns:wpg="http://schemas.microsoft.com/office/word/2010/wordprocessingGroup" xmlns:wpi="http://schemas.microsoft.com/office/word/2010/wordprocessingInk" xmlns:wne="http://schemas.microsoft.com/office/word/2006/wordml" xmlns:wps="http://schemas.microsoft.com/office/word/2010/wordprocessingShape" mc:Ignorable="w14 w15 w16se w16cid w16 w16cex w16sdtdh w16sdtfl w16du wp14">
   <w:abstractNum w:abstractNumId="0" w15:restartNumberingAfterBreak="0">
+    <w:nsid w:val="FFFFFFFB"/>
+    <w:multiLevelType w:val="multilevel"/>
+    <w:tmpl w:val="80A499BA"/>
+    <w:lvl w:ilvl="0">
+      <w:start w:val="1"/>
+      <w:numFmt w:val="cardinalText"/>
+      <w:lvlText w:val="Chapter %1 "/>
+      <w:legacy w:legacy="1" w:legacySpace="144" w:legacyIndent="0"/>
+      <w:lvlJc w:val="left"/>
+    </w:lvl>
+    <w:lvl w:ilvl="1">
+      <w:start w:val="1"/>
+      <w:numFmt w:val="none"/>
+      <w:pStyle w:val="Heading2"/>
+      <w:suff w:val="nothing"/>
+      <w:lvlText w:val=""/>
+      <w:lvlJc w:val="left"/>
+    </w:lvl>
+    <w:lvl w:ilvl="2">
+      <w:start w:val="1"/>
+      <w:numFmt w:val="none"/>
+      <w:suff w:val="nothing"/>
+      <w:lvlText w:val=""/>
+      <w:lvlJc w:val="left"/>
+    </w:lvl>
+    <w:lvl w:ilvl="3">
+      <w:start w:val="1"/>
+      <w:numFmt w:val="none"/>
+      <w:pStyle w:val="Heading4"/>
+      <w:suff w:val="nothing"/>
+      <w:lvlText w:val=""/>
+      <w:lvlJc w:val="left"/>
+    </w:lvl>
+    <w:lvl w:ilvl="4">
+      <w:start w:val="1"/>
+      <w:numFmt w:val="none"/>
+      <w:pStyle w:val="Heading5"/>
+      <w:suff w:val="nothing"/>
+      <w:lvlText w:val=""/>
+      <w:lvlJc w:val="left"/>
+    </w:lvl>
+    <w:lvl w:ilvl="5">
+      <w:start w:val="1"/>
+      <w:numFmt w:val="none"/>
+      <w:pStyle w:val="Heading6"/>
+      <w:suff w:val="nothing"/>
+      <w:lvlText w:val=""/>
+      <w:lvlJc w:val="left"/>
+    </w:lvl>
+    <w:lvl w:ilvl="6">
+      <w:start w:val="1"/>
+      <w:numFmt w:val="none"/>
+      <w:suff w:val="nothing"/>
+      <w:lvlText w:val=""/>
+      <w:lvlJc w:val="left"/>
+    </w:lvl>
+    <w:lvl w:ilvl="7">
+      <w:start w:val="1"/>
+      <w:numFmt w:val="none"/>
+      <w:suff w:val="nothing"/>
+      <w:lvlText w:val=""/>
+      <w:lvlJc w:val="left"/>
+    </w:lvl>
+    <w:lvl w:ilvl="8">
+      <w:start w:val="1"/>
+      <w:numFmt w:val="none"/>
+      <w:suff w:val="nothing"/>
+      <w:lvlText w:val=""/>
+      <w:lvlJc w:val="left"/>
+    </w:lvl>
+  </w:abstractNum>
+  <w:abstractNum w:abstractNumId="1" w15:restartNumberingAfterBreak="0">
     <w:nsid w:val="4DE102F5"/>
     <w:multiLevelType w:val="singleLevel"/>
     <w:tmpl w:val="1EA4CB38"/>
@@ -262,7 +540,7 @@
       </w:rPr>
     </w:lvl>
   </w:abstractNum>
-  <w:abstractNum w:abstractNumId="1" w15:restartNumberingAfterBreak="0">
+  <w:abstractNum w:abstractNumId="2" w15:restartNumberingAfterBreak="0">
     <w:nsid w:val="6BA31F3C"/>
     <w:multiLevelType w:val="singleLevel"/>
     <w:tmpl w:val="D980B970"/>
@@ -283,9 +561,30 @@
     </w:lvl>
   </w:abstractNum>
   <w:num w:numId="1" w16cid:durableId="391924711">
+    <w:abstractNumId w:val="2"/>
+  </w:num>
+  <w:num w:numId="2" w16cid:durableId="578103958">
     <w:abstractNumId w:val="1"/>
   </w:num>
-  <w:num w:numId="2" w16cid:durableId="578103958">
+  <w:num w:numId="3" w16cid:durableId="1621496259">
+    <w:abstractNumId w:val="0"/>
+  </w:num>
+  <w:num w:numId="4" w16cid:durableId="1219319034">
+    <w:abstractNumId w:val="0"/>
+  </w:num>
+  <w:num w:numId="5" w16cid:durableId="794561864">
+    <w:abstractNumId w:val="0"/>
+  </w:num>
+  <w:num w:numId="6" w16cid:durableId="755977943">
+    <w:abstractNumId w:val="0"/>
+  </w:num>
+  <w:num w:numId="7" w16cid:durableId="1188326461">
+    <w:abstractNumId w:val="0"/>
+  </w:num>
+  <w:num w:numId="8" w16cid:durableId="543833653">
+    <w:abstractNumId w:val="0"/>
+  </w:num>
+  <w:num w:numId="9" w16cid:durableId="879903436">
     <w:abstractNumId w:val="0"/>
   </w:num>
 </w:numbering>
@@ -296,7 +595,9 @@
   <w:docDefaults>
     <w:rPrDefault>
       <w:rPr>
-        <w:rFonts w:ascii="Aptos" w:eastAsia="Aptos" w:hAnsi="Aptos" w:cs="Times New Roman"/>
+        <w:rFonts w:asciiTheme="minorHAnsi" w:eastAsiaTheme="minorHAnsi" w:hAnsiTheme="minorHAnsi" w:cstheme="minorBidi"/>
+        <w:sz w:val="22"/>
+        <w:szCs w:val="22"/>
         <w:lang w:val="en-US" w:eastAsia="en-US" w:bidi="ar-SA"/>
       </w:rPr>
     </w:rPrDefault>
@@ -304,15 +605,15 @@
   </w:docDefaults>
   <w:latentStyles w:defLockedState="0" w:defUIPriority="99" w:defSemiHidden="0" w:defUnhideWhenUsed="0" w:defQFormat="0" w:count="376">
     <w:lsdException w:name="Normal" w:uiPriority="0" w:qFormat="1"/>
-    <w:lsdException w:name="heading 1" w:uiPriority="9" w:qFormat="1"/>
-    <w:lsdException w:name="heading 2" w:semiHidden="1" w:uiPriority="9" w:unhideWhenUsed="1" w:qFormat="1"/>
-    <w:lsdException w:name="heading 3" w:semiHidden="1" w:uiPriority="9" w:unhideWhenUsed="1" w:qFormat="1"/>
-    <w:lsdException w:name="heading 4" w:semiHidden="1" w:uiPriority="9" w:unhideWhenUsed="1" w:qFormat="1"/>
-    <w:lsdException w:name="heading 5" w:semiHidden="1" w:uiPriority="9" w:unhideWhenUsed="1" w:qFormat="1"/>
-    <w:lsdException w:name="heading 6" w:semiHidden="1" w:uiPriority="9" w:unhideWhenUsed="1" w:qFormat="1"/>
-    <w:lsdException w:name="heading 7" w:semiHidden="1" w:uiPriority="9" w:unhideWhenUsed="1" w:qFormat="1"/>
-    <w:lsdException w:name="heading 8" w:semiHidden="1" w:uiPriority="9" w:unhideWhenUsed="1" w:qFormat="1"/>
-    <w:lsdException w:name="heading 9" w:semiHidden="1" w:uiPriority="9" w:unhideWhenUsed="1" w:qFormat="1"/>
+    <w:lsdException w:name="heading 1" w:uiPriority="0" w:qFormat="1"/>
+    <w:lsdException w:name="heading 2" w:semiHidden="1" w:uiPriority="0" w:unhideWhenUsed="1" w:qFormat="1"/>
+    <w:lsdException w:name="heading 3" w:semiHidden="1" w:uiPriority="0" w:unhideWhenUsed="1" w:qFormat="1"/>
+    <w:lsdException w:name="heading 4" w:semiHidden="1" w:uiPriority="0" w:unhideWhenUsed="1" w:qFormat="1"/>
+    <w:lsdException w:name="heading 5" w:semiHidden="1" w:uiPriority="0" w:unhideWhenUsed="1" w:qFormat="1"/>
+    <w:lsdException w:name="heading 6" w:semiHidden="1" w:uiPriority="0" w:unhideWhenUsed="1" w:qFormat="1"/>
+    <w:lsdException w:name="heading 7" w:semiHidden="1" w:uiPriority="0" w:unhideWhenUsed="1" w:qFormat="1"/>
+    <w:lsdException w:name="heading 8" w:semiHidden="1" w:uiPriority="0" w:unhideWhenUsed="1" w:qFormat="1"/>
+    <w:lsdException w:name="heading 9" w:semiHidden="1" w:uiPriority="0" w:unhideWhenUsed="1" w:qFormat="1"/>
     <w:lsdException w:name="index 1" w:semiHidden="1" w:unhideWhenUsed="1"/>
     <w:lsdException w:name="index 2" w:semiHidden="1" w:unhideWhenUsed="1"/>
     <w:lsdException w:name="index 3" w:semiHidden="1" w:unhideWhenUsed="1"/>
@@ -683,39 +984,33 @@
   <w:style w:type="paragraph" w:default="1" w:styleId="Normal">
     <w:name w:val="Normal"/>
     <w:qFormat/>
-    <w:rsid w:val="005B4894"/>
-    <w:pPr>
-      <w:widowControl w:val="0"/>
-      <w:suppressAutoHyphens/>
-      <w:spacing w:after="120" w:line="360" w:lineRule="auto"/>
-      <w:jc w:val="both"/>
-    </w:pPr>
-    <w:rPr>
-      <w:rFonts w:ascii="Calibri" w:eastAsia="Lucida Sans Unicode" w:hAnsi="Calibri" w:cs="Calibri"/>
-      <w:szCs w:val="22"/>
+    <w:rsid w:val="0035624D"/>
+    <w:pPr>
+      <w:spacing w:after="240" w:line="276" w:lineRule="auto"/>
+    </w:pPr>
+    <w:rPr>
+      <w:rFonts w:eastAsia="Lucida Sans Unicode" w:cstheme="minorHAnsi"/>
+      <w:sz w:val="28"/>
+      <w:szCs w:val="28"/>
     </w:rPr>
   </w:style>
   <w:style w:type="paragraph" w:styleId="Heading1">
     <w:name w:val="heading 1"/>
-    <w:basedOn w:val="Normal"/>
+    <w:basedOn w:val="NoSpacing"/>
     <w:next w:val="Normal"/>
     <w:link w:val="Heading1Char"/>
-    <w:autoRedefine/>
-    <w:uiPriority w:val="9"/>
-    <w:qFormat/>
-    <w:rsid w:val="005B4894"/>
+    <w:qFormat/>
+    <w:rsid w:val="0035624D"/>
     <w:pPr>
       <w:keepNext/>
-      <w:keepLines/>
-      <w:spacing w:after="0"/>
-      <w:contextualSpacing/>
-      <w:jc w:val="left"/>
+      <w:spacing w:before="240" w:after="60" w:line="240" w:lineRule="auto"/>
       <w:outlineLvl w:val="0"/>
     </w:pPr>
     <w:rPr>
-      <w:rFonts w:ascii="Abadi" w:eastAsia="Times New Roman" w:hAnsi="Abadi" w:cs="Times New Roman"/>
-      <w:sz w:val="32"/>
-      <w:szCs w:val="32"/>
+      <w:rFonts w:eastAsiaTheme="majorEastAsia"/>
+      <w:b/>
+      <w:kern w:val="28"/>
+      <w:sz w:val="56"/>
     </w:rPr>
   </w:style>
   <w:style w:type="paragraph" w:styleId="Heading2">
@@ -723,17 +1018,19 @@
     <w:basedOn w:val="Heading1"/>
     <w:next w:val="Normal"/>
     <w:link w:val="Heading2Char"/>
-    <w:uiPriority w:val="9"/>
-    <w:unhideWhenUsed/>
-    <w:qFormat/>
-    <w:rsid w:val="005B4894"/>
-    <w:pPr>
-      <w:spacing w:before="40"/>
+    <w:qFormat/>
+    <w:rsid w:val="0035624D"/>
+    <w:pPr>
+      <w:numPr>
+        <w:ilvl w:val="1"/>
+        <w:numId w:val="9"/>
+      </w:numPr>
       <w:outlineLvl w:val="1"/>
     </w:pPr>
     <w:rPr>
-      <w:sz w:val="28"/>
-      <w:szCs w:val="28"/>
+      <w:rFonts w:asciiTheme="majorHAnsi" w:hAnsiTheme="majorHAnsi"/>
+      <w:sz w:val="48"/>
+      <w:szCs w:val="48"/>
     </w:rPr>
   </w:style>
   <w:style w:type="paragraph" w:styleId="Heading3">
@@ -741,19 +1038,13 @@
     <w:basedOn w:val="Heading2"/>
     <w:next w:val="Normal"/>
     <w:link w:val="Heading3Char"/>
-    <w:autoRedefine/>
-    <w:uiPriority w:val="9"/>
-    <w:unhideWhenUsed/>
-    <w:qFormat/>
-    <w:rsid w:val="005B4894"/>
-    <w:pPr>
-      <w:spacing w:before="0"/>
+    <w:qFormat/>
+    <w:rsid w:val="0035624D"/>
+    <w:pPr>
       <w:outlineLvl w:val="2"/>
     </w:pPr>
     <w:rPr>
-      <w:bCs/>
-      <w:sz w:val="24"/>
-      <w:szCs w:val="24"/>
+      <w:sz w:val="40"/>
     </w:rPr>
   </w:style>
   <w:style w:type="paragraph" w:styleId="Heading4">
@@ -761,17 +1052,16 @@
     <w:basedOn w:val="Heading3"/>
     <w:next w:val="Normal"/>
     <w:link w:val="Heading4Char"/>
-    <w:autoRedefine/>
-    <w:uiPriority w:val="9"/>
-    <w:semiHidden/>
-    <w:unhideWhenUsed/>
-    <w:qFormat/>
-    <w:rsid w:val="005B4894"/>
-    <w:pPr>
+    <w:qFormat/>
+    <w:rsid w:val="0035624D"/>
+    <w:pPr>
+      <w:numPr>
+        <w:ilvl w:val="3"/>
+      </w:numPr>
       <w:outlineLvl w:val="3"/>
     </w:pPr>
     <w:rPr>
-      <w:sz w:val="22"/>
+      <w:sz w:val="32"/>
     </w:rPr>
   </w:style>
   <w:style w:type="paragraph" w:styleId="Heading5">
@@ -779,18 +1069,16 @@
     <w:basedOn w:val="Heading4"/>
     <w:next w:val="Normal"/>
     <w:link w:val="Heading5Char"/>
-    <w:autoRedefine/>
-    <w:uiPriority w:val="9"/>
-    <w:semiHidden/>
-    <w:unhideWhenUsed/>
-    <w:qFormat/>
-    <w:rsid w:val="005B4894"/>
-    <w:pPr>
+    <w:qFormat/>
+    <w:rsid w:val="0035624D"/>
+    <w:pPr>
+      <w:numPr>
+        <w:ilvl w:val="4"/>
+      </w:numPr>
       <w:outlineLvl w:val="4"/>
     </w:pPr>
     <w:rPr>
-      <w:rFonts w:ascii="Abadi Extra Light" w:hAnsi="Abadi Extra Light"/>
-      <w:bCs w:val="0"/>
+      <w:sz w:val="28"/>
     </w:rPr>
   </w:style>
   <w:style w:type="paragraph" w:styleId="Heading6">
@@ -798,85 +1086,77 @@
     <w:basedOn w:val="Heading5"/>
     <w:next w:val="Normal"/>
     <w:link w:val="Heading6Char"/>
-    <w:autoRedefine/>
-    <w:uiPriority w:val="9"/>
+    <w:qFormat/>
+    <w:rsid w:val="0035624D"/>
+    <w:pPr>
+      <w:numPr>
+        <w:ilvl w:val="5"/>
+      </w:numPr>
+      <w:outlineLvl w:val="5"/>
+    </w:pPr>
+    <w:rPr>
+      <w:bCs/>
+      <w:sz w:val="24"/>
+      <w:szCs w:val="24"/>
+      <w:u w:val="single"/>
+    </w:rPr>
+  </w:style>
+  <w:style w:type="paragraph" w:styleId="Heading7">
+    <w:name w:val="heading 7"/>
+    <w:basedOn w:val="Heading6"/>
+    <w:next w:val="Normal"/>
+    <w:link w:val="Heading7Char"/>
+    <w:qFormat/>
+    <w:rsid w:val="0035624D"/>
+    <w:pPr>
+      <w:keepNext w:val="0"/>
+      <w:numPr>
+        <w:ilvl w:val="0"/>
+        <w:numId w:val="0"/>
+      </w:numPr>
+      <w:outlineLvl w:val="6"/>
+    </w:pPr>
+    <w:rPr>
+      <w:b w:val="0"/>
+      <w:kern w:val="0"/>
+    </w:rPr>
+  </w:style>
+  <w:style w:type="paragraph" w:styleId="Heading8">
+    <w:name w:val="heading 8"/>
+    <w:basedOn w:val="Heading6"/>
+    <w:next w:val="Normal"/>
+    <w:link w:val="Heading8Char"/>
+    <w:qFormat/>
+    <w:rsid w:val="0035624D"/>
+    <w:pPr>
+      <w:outlineLvl w:val="7"/>
+    </w:pPr>
+    <w:rPr>
+      <w:i/>
+      <w:iCs/>
+      <w:u w:val="none"/>
+    </w:rPr>
+  </w:style>
+  <w:style w:type="paragraph" w:styleId="Heading9">
+    <w:name w:val="heading 9"/>
+    <w:basedOn w:val="Heading8"/>
+    <w:next w:val="Normal"/>
+    <w:link w:val="Heading9Char"/>
+    <w:qFormat/>
+    <w:rsid w:val="0035624D"/>
+    <w:pPr>
+      <w:outlineLvl w:val="8"/>
+    </w:pPr>
+    <w:rPr>
+      <w:b w:val="0"/>
+      <w:bCs w:val="0"/>
+    </w:rPr>
+  </w:style>
+  <w:style w:type="character" w:default="1" w:styleId="DefaultParagraphFont">
+    <w:name w:val="Default Paragraph Font"/>
+    <w:uiPriority w:val="1"/>
     <w:semiHidden/>
     <w:unhideWhenUsed/>
-    <w:qFormat/>
-    <w:rsid w:val="005B4894"/>
-    <w:pPr>
-      <w:outlineLvl w:val="5"/>
-    </w:pPr>
-    <w:rPr>
-      <w:b/>
-      <w:bCs/>
-      <w:sz w:val="20"/>
-    </w:rPr>
-  </w:style>
-  <w:style w:type="paragraph" w:styleId="Heading7">
-    <w:name w:val="heading 7"/>
-    <w:basedOn w:val="Normal"/>
-    <w:next w:val="Normal"/>
-    <w:link w:val="Heading7Char"/>
-    <w:uiPriority w:val="9"/>
-    <w:semiHidden/>
-    <w:unhideWhenUsed/>
-    <w:qFormat/>
-    <w:rsid w:val="005B4894"/>
-    <w:pPr>
-      <w:spacing w:before="240" w:after="60"/>
-      <w:outlineLvl w:val="6"/>
-    </w:pPr>
-    <w:rPr>
-      <w:rFonts w:ascii="Aptos" w:eastAsia="Times New Roman" w:hAnsi="Aptos" w:cs="Times New Roman"/>
-      <w:sz w:val="24"/>
-      <w:szCs w:val="24"/>
-    </w:rPr>
-  </w:style>
-  <w:style w:type="paragraph" w:styleId="Heading8">
-    <w:name w:val="heading 8"/>
-    <w:basedOn w:val="Normal"/>
-    <w:next w:val="Normal"/>
-    <w:link w:val="Heading8Char"/>
-    <w:uiPriority w:val="9"/>
-    <w:semiHidden/>
-    <w:unhideWhenUsed/>
-    <w:qFormat/>
-    <w:rsid w:val="005B4894"/>
-    <w:pPr>
-      <w:spacing w:before="240" w:after="60"/>
-      <w:outlineLvl w:val="7"/>
-    </w:pPr>
-    <w:rPr>
-      <w:rFonts w:ascii="Aptos" w:eastAsia="Times New Roman" w:hAnsi="Aptos" w:cs="Times New Roman"/>
-      <w:i/>
-      <w:iCs/>
-      <w:sz w:val="24"/>
-      <w:szCs w:val="24"/>
-    </w:rPr>
-  </w:style>
-  <w:style w:type="paragraph" w:styleId="Heading9">
-    <w:name w:val="heading 9"/>
-    <w:basedOn w:val="Normal"/>
-    <w:next w:val="Normal"/>
-    <w:link w:val="Heading9Char"/>
-    <w:uiPriority w:val="9"/>
-    <w:semiHidden/>
-    <w:unhideWhenUsed/>
-    <w:qFormat/>
-    <w:rsid w:val="005B4894"/>
-    <w:pPr>
-      <w:spacing w:before="240" w:after="60"/>
-      <w:outlineLvl w:val="8"/>
-    </w:pPr>
-    <w:rPr>
-      <w:rFonts w:ascii="Aptos Display" w:eastAsia="Times New Roman" w:hAnsi="Aptos Display" w:cs="Times New Roman"/>
-      <w:sz w:val="22"/>
-    </w:rPr>
-  </w:style>
-  <w:style w:type="character" w:default="1" w:styleId="DefaultParagraphFont">
-    <w:name w:val="Default Paragraph Font"/>
-    <w:semiHidden/>
   </w:style>
   <w:style w:type="table" w:default="1" w:styleId="TableNormal">
     <w:name w:val="Normal Table"/>
@@ -924,8 +1204,22 @@
     <w:basedOn w:val="AvonDraftBody"/>
     <w:rPr>
       <w:smallCaps/>
-      <w:imprint/>
       <w:color w:val="C0C0C0"/>
+      <w14:shadow w14:blurRad="0" w14:dist="25400" w14:dir="2700000" w14:sx="0" w14:sy="0" w14:kx="0" w14:ky="0" w14:algn="none">
+        <w14:srgbClr w14:val="000000">
+          <w14:alpha w14:val="50000"/>
+        </w14:srgbClr>
+      </w14:shadow>
+      <w14:textOutline w14:w="9525" w14:cap="flat" w14:cmpd="sng" w14:algn="ctr">
+        <w14:solidFill>
+          <w14:schemeClr w14:val="bg1">
+            <w14:alpha w14:val="50000"/>
+            <w14:lumMod w14:val="75000"/>
+          </w14:schemeClr>
+        </w14:solidFill>
+        <w14:prstDash w14:val="solid"/>
+        <w14:round/>
+      </w14:textOutline>
     </w:rPr>
   </w:style>
   <w:style w:type="paragraph" w:customStyle="1" w:styleId="AvonCastChorus">
@@ -1077,16 +1371,15 @@
     <w:link w:val="NoSpacingChar"/>
     <w:uiPriority w:val="1"/>
     <w:qFormat/>
-    <w:rsid w:val="005B4894"/>
-    <w:pPr>
-      <w:spacing w:after="0" w:line="276" w:lineRule="auto"/>
+    <w:rsid w:val="0035624D"/>
+    <w:pPr>
+      <w:spacing w:after="0"/>
     </w:pPr>
   </w:style>
   <w:style w:type="paragraph" w:customStyle="1" w:styleId="Indent-01NS">
     <w:name w:val="Indent-01 NS"/>
     <w:basedOn w:val="NoSpacing"/>
     <w:link w:val="Indent-01NSChar"/>
-    <w:qFormat/>
     <w:rsid w:val="005B4894"/>
     <w:pPr>
       <w:ind w:left="720"/>
@@ -1105,7 +1398,6 @@
     <w:name w:val="Indent-02 NS"/>
     <w:basedOn w:val="Indent-01NS"/>
     <w:link w:val="Indent-02NSChar"/>
-    <w:qFormat/>
     <w:rsid w:val="005B4894"/>
     <w:pPr>
       <w:ind w:left="1440"/>
@@ -1124,7 +1416,6 @@
     <w:name w:val="Indent-03 NS"/>
     <w:basedOn w:val="Indent-02NS"/>
     <w:link w:val="Indent-03NSChar"/>
-    <w:qFormat/>
     <w:rsid w:val="005B4894"/>
     <w:pPr>
       <w:ind w:left="2160"/>
@@ -1143,7 +1434,6 @@
     <w:name w:val="Indent-04 NS"/>
     <w:basedOn w:val="Indent-03NS"/>
     <w:link w:val="Indent-04NSChar"/>
-    <w:qFormat/>
     <w:rsid w:val="005B4894"/>
     <w:pPr>
       <w:ind w:left="2880"/>
@@ -1162,7 +1452,6 @@
     <w:name w:val="Normal (Body)"/>
     <w:basedOn w:val="Normal"/>
     <w:link w:val="NormalBodyChar"/>
-    <w:qFormat/>
     <w:rsid w:val="005B4894"/>
     <w:pPr>
       <w:ind w:firstLine="720"/>
@@ -1181,7 +1470,6 @@
     <w:name w:val="No Spacing (Body)"/>
     <w:basedOn w:val="NoSpacing"/>
     <w:link w:val="NoSpacingBodyChar"/>
-    <w:qFormat/>
     <w:rsid w:val="005B4894"/>
     <w:pPr>
       <w:ind w:firstLine="720"/>
@@ -1198,183 +1486,193 @@
   </w:style>
   <w:style w:type="character" w:customStyle="1" w:styleId="Heading1Char">
     <w:name w:val="Heading 1 Char"/>
+    <w:basedOn w:val="DefaultParagraphFont"/>
     <w:link w:val="Heading1"/>
-    <w:uiPriority w:val="9"/>
-    <w:rsid w:val="005B4894"/>
-    <w:rPr>
-      <w:rFonts w:ascii="Abadi" w:eastAsia="Times New Roman" w:hAnsi="Abadi"/>
-      <w:sz w:val="32"/>
-      <w:szCs w:val="32"/>
+    <w:rsid w:val="0035624D"/>
+    <w:rPr>
+      <w:rFonts w:eastAsiaTheme="majorEastAsia" w:cstheme="minorHAnsi"/>
+      <w:b/>
+      <w:kern w:val="28"/>
+      <w:sz w:val="56"/>
+      <w:szCs w:val="28"/>
     </w:rPr>
   </w:style>
   <w:style w:type="character" w:customStyle="1" w:styleId="Heading2Char">
     <w:name w:val="Heading 2 Char"/>
+    <w:basedOn w:val="DefaultParagraphFont"/>
     <w:link w:val="Heading2"/>
-    <w:uiPriority w:val="9"/>
-    <w:rsid w:val="005B4894"/>
-    <w:rPr>
-      <w:rFonts w:ascii="Abadi" w:eastAsia="Times New Roman" w:hAnsi="Abadi"/>
-      <w:sz w:val="28"/>
-      <w:szCs w:val="28"/>
+    <w:rsid w:val="0035624D"/>
+    <w:rPr>
+      <w:rFonts w:asciiTheme="majorHAnsi" w:eastAsiaTheme="majorEastAsia" w:hAnsiTheme="majorHAnsi" w:cstheme="minorHAnsi"/>
+      <w:b/>
+      <w:kern w:val="28"/>
+      <w:sz w:val="48"/>
+      <w:szCs w:val="48"/>
     </w:rPr>
   </w:style>
   <w:style w:type="character" w:customStyle="1" w:styleId="Heading3Char">
     <w:name w:val="Heading 3 Char"/>
+    <w:basedOn w:val="DefaultParagraphFont"/>
     <w:link w:val="Heading3"/>
-    <w:uiPriority w:val="9"/>
-    <w:rsid w:val="005B4894"/>
-    <w:rPr>
-      <w:rFonts w:ascii="Abadi" w:eastAsia="Times New Roman" w:hAnsi="Abadi"/>
+    <w:rsid w:val="0035624D"/>
+    <w:rPr>
+      <w:rFonts w:asciiTheme="majorHAnsi" w:eastAsiaTheme="majorEastAsia" w:hAnsiTheme="majorHAnsi" w:cstheme="minorHAnsi"/>
+      <w:b/>
+      <w:kern w:val="28"/>
+      <w:sz w:val="40"/>
+      <w:szCs w:val="48"/>
+    </w:rPr>
+  </w:style>
+  <w:style w:type="character" w:customStyle="1" w:styleId="Heading4Char">
+    <w:name w:val="Heading 4 Char"/>
+    <w:basedOn w:val="DefaultParagraphFont"/>
+    <w:link w:val="Heading4"/>
+    <w:rsid w:val="0035624D"/>
+    <w:rPr>
+      <w:rFonts w:asciiTheme="majorHAnsi" w:eastAsiaTheme="majorEastAsia" w:hAnsiTheme="majorHAnsi" w:cstheme="minorHAnsi"/>
+      <w:b/>
+      <w:kern w:val="28"/>
+      <w:sz w:val="32"/>
+      <w:szCs w:val="48"/>
+    </w:rPr>
+  </w:style>
+  <w:style w:type="character" w:customStyle="1" w:styleId="Heading5Char">
+    <w:name w:val="Heading 5 Char"/>
+    <w:basedOn w:val="DefaultParagraphFont"/>
+    <w:link w:val="Heading5"/>
+    <w:rsid w:val="0035624D"/>
+    <w:rPr>
+      <w:rFonts w:asciiTheme="majorHAnsi" w:eastAsiaTheme="majorEastAsia" w:hAnsiTheme="majorHAnsi" w:cstheme="minorHAnsi"/>
+      <w:b/>
+      <w:kern w:val="28"/>
+      <w:sz w:val="28"/>
+      <w:szCs w:val="48"/>
+    </w:rPr>
+  </w:style>
+  <w:style w:type="character" w:customStyle="1" w:styleId="Heading6Char">
+    <w:name w:val="Heading 6 Char"/>
+    <w:basedOn w:val="DefaultParagraphFont"/>
+    <w:link w:val="Heading6"/>
+    <w:rsid w:val="0035624D"/>
+    <w:rPr>
+      <w:rFonts w:asciiTheme="majorHAnsi" w:eastAsiaTheme="majorEastAsia" w:hAnsiTheme="majorHAnsi" w:cstheme="minorHAnsi"/>
+      <w:b/>
+      <w:bCs/>
+      <w:kern w:val="28"/>
+      <w:sz w:val="24"/>
+      <w:szCs w:val="24"/>
+      <w:u w:val="single"/>
+    </w:rPr>
+  </w:style>
+  <w:style w:type="character" w:customStyle="1" w:styleId="Heading7Char">
+    <w:name w:val="Heading 7 Char"/>
+    <w:basedOn w:val="DefaultParagraphFont"/>
+    <w:link w:val="Heading7"/>
+    <w:rsid w:val="0035624D"/>
+    <w:rPr>
+      <w:rFonts w:asciiTheme="majorHAnsi" w:eastAsiaTheme="majorEastAsia" w:hAnsiTheme="majorHAnsi" w:cstheme="minorHAnsi"/>
       <w:bCs/>
       <w:sz w:val="24"/>
       <w:szCs w:val="24"/>
-    </w:rPr>
-  </w:style>
-  <w:style w:type="character" w:customStyle="1" w:styleId="Heading4Char">
-    <w:name w:val="Heading 4 Char"/>
-    <w:link w:val="Heading4"/>
-    <w:uiPriority w:val="9"/>
-    <w:semiHidden/>
-    <w:rsid w:val="005B4894"/>
-    <w:rPr>
-      <w:rFonts w:ascii="Abadi" w:eastAsia="Times New Roman" w:hAnsi="Abadi"/>
-      <w:bCs/>
-      <w:sz w:val="22"/>
-      <w:szCs w:val="24"/>
-    </w:rPr>
-  </w:style>
-  <w:style w:type="character" w:customStyle="1" w:styleId="Heading5Char">
-    <w:name w:val="Heading 5 Char"/>
-    <w:link w:val="Heading5"/>
-    <w:uiPriority w:val="9"/>
-    <w:semiHidden/>
-    <w:rsid w:val="005B4894"/>
-    <w:rPr>
-      <w:rFonts w:ascii="Abadi Extra Light" w:eastAsia="Times New Roman" w:hAnsi="Abadi Extra Light"/>
-      <w:sz w:val="22"/>
-      <w:szCs w:val="24"/>
-    </w:rPr>
-  </w:style>
-  <w:style w:type="character" w:customStyle="1" w:styleId="Heading6Char">
-    <w:name w:val="Heading 6 Char"/>
-    <w:link w:val="Heading6"/>
-    <w:uiPriority w:val="9"/>
-    <w:semiHidden/>
-    <w:rsid w:val="005B4894"/>
-    <w:rPr>
-      <w:rFonts w:ascii="Abadi Extra Light" w:eastAsia="Times New Roman" w:hAnsi="Abadi Extra Light"/>
+      <w:u w:val="single"/>
+    </w:rPr>
+  </w:style>
+  <w:style w:type="character" w:customStyle="1" w:styleId="Heading8Char">
+    <w:name w:val="Heading 8 Char"/>
+    <w:basedOn w:val="DefaultParagraphFont"/>
+    <w:link w:val="Heading8"/>
+    <w:rsid w:val="0035624D"/>
+    <w:rPr>
+      <w:rFonts w:asciiTheme="majorHAnsi" w:eastAsiaTheme="majorEastAsia" w:hAnsiTheme="majorHAnsi" w:cstheme="minorHAnsi"/>
       <w:b/>
       <w:bCs/>
-      <w:szCs w:val="24"/>
-    </w:rPr>
-  </w:style>
-  <w:style w:type="character" w:customStyle="1" w:styleId="Heading7Char">
-    <w:name w:val="Heading 7 Char"/>
-    <w:link w:val="Heading7"/>
-    <w:uiPriority w:val="9"/>
-    <w:semiHidden/>
-    <w:rsid w:val="005B4894"/>
-    <w:rPr>
-      <w:rFonts w:eastAsia="Times New Roman"/>
+      <w:i/>
+      <w:iCs/>
+      <w:kern w:val="28"/>
       <w:sz w:val="24"/>
       <w:szCs w:val="24"/>
     </w:rPr>
   </w:style>
-  <w:style w:type="character" w:customStyle="1" w:styleId="Heading8Char">
-    <w:name w:val="Heading 8 Char"/>
-    <w:link w:val="Heading8"/>
-    <w:uiPriority w:val="9"/>
-    <w:semiHidden/>
-    <w:rsid w:val="005B4894"/>
-    <w:rPr>
-      <w:rFonts w:eastAsia="Times New Roman"/>
+  <w:style w:type="character" w:customStyle="1" w:styleId="Heading9Char">
+    <w:name w:val="Heading 9 Char"/>
+    <w:basedOn w:val="DefaultParagraphFont"/>
+    <w:link w:val="Heading9"/>
+    <w:rsid w:val="0035624D"/>
+    <w:rPr>
+      <w:rFonts w:asciiTheme="majorHAnsi" w:eastAsiaTheme="majorEastAsia" w:hAnsiTheme="majorHAnsi" w:cstheme="minorHAnsi"/>
       <w:i/>
       <w:iCs/>
+      <w:kern w:val="28"/>
       <w:sz w:val="24"/>
       <w:szCs w:val="24"/>
     </w:rPr>
   </w:style>
-  <w:style w:type="character" w:customStyle="1" w:styleId="Heading9Char">
-    <w:name w:val="Heading 9 Char"/>
-    <w:link w:val="Heading9"/>
-    <w:uiPriority w:val="9"/>
-    <w:semiHidden/>
-    <w:rsid w:val="005B4894"/>
-    <w:rPr>
-      <w:rFonts w:ascii="Aptos Display" w:eastAsia="Times New Roman" w:hAnsi="Aptos Display"/>
-      <w:sz w:val="22"/>
-      <w:szCs w:val="22"/>
-    </w:rPr>
-  </w:style>
   <w:style w:type="paragraph" w:styleId="Title">
     <w:name w:val="Title"/>
-    <w:basedOn w:val="Normal"/>
+    <w:basedOn w:val="NoSpacing"/>
     <w:next w:val="Normal"/>
     <w:link w:val="TitleChar"/>
     <w:uiPriority w:val="10"/>
     <w:qFormat/>
-    <w:rsid w:val="005B4894"/>
-    <w:pPr>
-      <w:spacing w:after="0" w:line="240" w:lineRule="auto"/>
-      <w:contextualSpacing/>
-      <w:jc w:val="left"/>
-    </w:pPr>
-    <w:rPr>
-      <w:rFonts w:ascii="Abadi" w:eastAsia="Times New Roman" w:hAnsi="Abadi" w:cs="Times New Roman"/>
+    <w:rsid w:val="0035624D"/>
+    <w:pPr>
+      <w:spacing w:line="240" w:lineRule="auto"/>
+    </w:pPr>
+    <w:rPr>
+      <w:rFonts w:asciiTheme="majorHAnsi" w:eastAsiaTheme="majorEastAsia" w:hAnsiTheme="majorHAnsi" w:cstheme="majorBidi"/>
       <w:b/>
+      <w:bCs/>
       <w:spacing w:val="-10"/>
       <w:kern w:val="28"/>
-      <w:sz w:val="56"/>
-      <w:szCs w:val="56"/>
+      <w:sz w:val="72"/>
+      <w:szCs w:val="72"/>
     </w:rPr>
   </w:style>
   <w:style w:type="character" w:customStyle="1" w:styleId="TitleChar">
     <w:name w:val="Title Char"/>
+    <w:basedOn w:val="DefaultParagraphFont"/>
     <w:link w:val="Title"/>
     <w:uiPriority w:val="10"/>
-    <w:rsid w:val="005B4894"/>
-    <w:rPr>
-      <w:rFonts w:ascii="Abadi" w:eastAsia="Times New Roman" w:hAnsi="Abadi"/>
+    <w:rsid w:val="0035624D"/>
+    <w:rPr>
+      <w:rFonts w:asciiTheme="majorHAnsi" w:eastAsiaTheme="majorEastAsia" w:hAnsiTheme="majorHAnsi" w:cstheme="majorBidi"/>
       <w:b/>
+      <w:bCs/>
       <w:spacing w:val="-10"/>
       <w:kern w:val="28"/>
-      <w:sz w:val="56"/>
-      <w:szCs w:val="56"/>
+      <w:sz w:val="72"/>
+      <w:szCs w:val="72"/>
     </w:rPr>
   </w:style>
   <w:style w:type="paragraph" w:styleId="Subtitle">
     <w:name w:val="Subtitle"/>
-    <w:basedOn w:val="Heading1"/>
+    <w:basedOn w:val="Title"/>
     <w:next w:val="Normal"/>
     <w:link w:val="SubtitleChar"/>
     <w:uiPriority w:val="11"/>
     <w:qFormat/>
-    <w:rsid w:val="005B4894"/>
-    <w:pPr>
-      <w:spacing w:after="120" w:line="240" w:lineRule="auto"/>
-      <w:outlineLvl w:val="1"/>
-    </w:pPr>
-    <w:rPr>
-      <w:rFonts w:ascii="Abadi Extra Light" w:hAnsi="Abadi Extra Light"/>
-      <w:b/>
-      <w:bCs/>
-      <w:color w:val="808080"/>
-      <w:sz w:val="24"/>
-      <w:szCs w:val="24"/>
+    <w:rsid w:val="0035624D"/>
+    <w:rPr>
+      <w:b w:val="0"/>
+      <w:bCs w:val="0"/>
+      <w:color w:val="7F7F7F" w:themeColor="text1" w:themeTint="80"/>
+      <w:vertAlign w:val="superscript"/>
     </w:rPr>
   </w:style>
   <w:style w:type="character" w:customStyle="1" w:styleId="SubtitleChar">
     <w:name w:val="Subtitle Char"/>
+    <w:basedOn w:val="DefaultParagraphFont"/>
     <w:link w:val="Subtitle"/>
     <w:uiPriority w:val="11"/>
-    <w:rsid w:val="005B4894"/>
-    <w:rPr>
-      <w:rFonts w:ascii="Abadi Extra Light" w:eastAsia="Times New Roman" w:hAnsi="Abadi Extra Light"/>
-      <w:b/>
-      <w:bCs/>
-      <w:color w:val="808080"/>
-      <w:sz w:val="24"/>
-      <w:szCs w:val="24"/>
+    <w:rsid w:val="0035624D"/>
+    <w:rPr>
+      <w:rFonts w:asciiTheme="majorHAnsi" w:eastAsiaTheme="majorEastAsia" w:hAnsiTheme="majorHAnsi" w:cstheme="majorBidi"/>
+      <w:color w:val="7F7F7F" w:themeColor="text1" w:themeTint="80"/>
+      <w:spacing w:val="-10"/>
+      <w:kern w:val="28"/>
+      <w:sz w:val="72"/>
+      <w:szCs w:val="72"/>
+      <w:vertAlign w:val="superscript"/>
     </w:rPr>
   </w:style>
   <w:style w:type="character" w:customStyle="1" w:styleId="NoSpacingChar">
@@ -1383,8 +1681,9 @@
     <w:uiPriority w:val="1"/>
     <w:rsid w:val="005B4894"/>
     <w:rPr>
-      <w:rFonts w:ascii="Calibri" w:eastAsia="Lucida Sans Unicode" w:hAnsi="Calibri" w:cs="Calibri"/>
-      <w:szCs w:val="22"/>
+      <w:rFonts w:eastAsia="Lucida Sans Unicode" w:cstheme="minorHAnsi"/>
+      <w:sz w:val="28"/>
+      <w:szCs w:val="28"/>
     </w:rPr>
   </w:style>
   <w:style w:type="paragraph" w:styleId="ListParagraph">
@@ -1392,9 +1691,10 @@
     <w:basedOn w:val="Normal"/>
     <w:uiPriority w:val="34"/>
     <w:qFormat/>
-    <w:rsid w:val="005B4894"/>
+    <w:rsid w:val="0035624D"/>
     <w:pPr>
       <w:ind w:left="720"/>
+      <w:contextualSpacing/>
     </w:pPr>
   </w:style>
   <w:style w:type="paragraph" w:styleId="Quote">
@@ -1404,88 +1704,286 @@
     <w:link w:val="QuoteChar"/>
     <w:uiPriority w:val="29"/>
     <w:qFormat/>
-    <w:rsid w:val="005B4894"/>
-    <w:pPr>
-      <w:spacing w:before="200" w:after="160"/>
-      <w:ind w:left="864" w:right="864"/>
-      <w:jc w:val="center"/>
-    </w:pPr>
-    <w:rPr>
+    <w:rsid w:val="0035624D"/>
+    <w:pPr>
+      <w:keepLines/>
+      <w:pageBreakBefore/>
+      <w:pBdr>
+        <w:left w:val="single" w:sz="4" w:space="7" w:color="auto"/>
+      </w:pBdr>
+      <w:spacing w:before="120" w:after="120"/>
+      <w:ind w:left="360"/>
+      <w:contextualSpacing/>
+      <w:mirrorIndents/>
+    </w:pPr>
+    <w:rPr>
+      <w:rFonts w:eastAsiaTheme="minorHAnsi"/>
+    </w:rPr>
+  </w:style>
+  <w:style w:type="character" w:customStyle="1" w:styleId="QuoteChar">
+    <w:name w:val="Quote Char"/>
+    <w:basedOn w:val="DefaultParagraphFont"/>
+    <w:link w:val="Quote"/>
+    <w:uiPriority w:val="29"/>
+    <w:rsid w:val="0035624D"/>
+    <w:rPr>
+      <w:rFonts w:cstheme="minorHAnsi"/>
+      <w:sz w:val="28"/>
+      <w:szCs w:val="28"/>
+    </w:rPr>
+  </w:style>
+  <w:style w:type="paragraph" w:styleId="IntenseQuote">
+    <w:name w:val="Intense Quote"/>
+    <w:basedOn w:val="Quote"/>
+    <w:next w:val="Normal"/>
+    <w:link w:val="IntenseQuoteChar"/>
+    <w:uiPriority w:val="30"/>
+    <w:qFormat/>
+    <w:rsid w:val="0035624D"/>
+    <w:pPr>
+      <w:pBdr>
+        <w:left w:val="single" w:sz="18" w:space="7" w:color="auto"/>
+      </w:pBdr>
+    </w:pPr>
+    <w:rPr>
+      <w:b/>
+      <w:bCs/>
+    </w:rPr>
+  </w:style>
+  <w:style w:type="character" w:customStyle="1" w:styleId="IntenseQuoteChar">
+    <w:name w:val="Intense Quote Char"/>
+    <w:basedOn w:val="DefaultParagraphFont"/>
+    <w:link w:val="IntenseQuote"/>
+    <w:uiPriority w:val="30"/>
+    <w:rsid w:val="0035624D"/>
+    <w:rPr>
+      <w:rFonts w:cstheme="minorHAnsi"/>
+      <w:b/>
+      <w:bCs/>
+      <w:sz w:val="28"/>
+      <w:szCs w:val="28"/>
+    </w:rPr>
+  </w:style>
+  <w:style w:type="character" w:styleId="IntenseEmphasis">
+    <w:name w:val="Intense Emphasis"/>
+    <w:basedOn w:val="Emphasis"/>
+    <w:uiPriority w:val="21"/>
+    <w:qFormat/>
+    <w:rsid w:val="0035624D"/>
+    <w:rPr>
+      <w:rFonts w:asciiTheme="minorHAnsi" w:hAnsiTheme="minorHAnsi" w:cstheme="minorHAnsi"/>
+      <w:b/>
+      <w:bCs/>
       <w:i/>
       <w:iCs/>
-      <w:color w:val="404040"/>
-    </w:rPr>
-  </w:style>
-  <w:style w:type="character" w:customStyle="1" w:styleId="QuoteChar">
-    <w:name w:val="Quote Char"/>
-    <w:link w:val="Quote"/>
-    <w:uiPriority w:val="29"/>
-    <w:rsid w:val="005B4894"/>
-    <w:rPr>
-      <w:rFonts w:ascii="Calibri" w:eastAsia="Lucida Sans Unicode" w:hAnsi="Calibri" w:cs="Calibri"/>
+      <w:sz w:val="28"/>
+      <w:szCs w:val="28"/>
+    </w:rPr>
+  </w:style>
+  <w:style w:type="character" w:styleId="IntenseReference">
+    <w:name w:val="Intense Reference"/>
+    <w:basedOn w:val="SubtleReference"/>
+    <w:uiPriority w:val="32"/>
+    <w:qFormat/>
+    <w:rsid w:val="0035624D"/>
+    <w:rPr>
+      <w:b/>
+      <w:bCs/>
+      <w:caps/>
+      <w:color w:val="7F7F7F" w:themeColor="text1" w:themeTint="80"/>
+      <w:sz w:val="22"/>
+      <w:szCs w:val="22"/>
+    </w:rPr>
+  </w:style>
+  <w:style w:type="paragraph" w:customStyle="1" w:styleId="Subheading1">
+    <w:name w:val="Subheading 1"/>
+    <w:basedOn w:val="Heading1"/>
+    <w:next w:val="Normal"/>
+    <w:link w:val="Subheading1Char"/>
+    <w:qFormat/>
+    <w:rsid w:val="0035624D"/>
+    <w:pPr>
+      <w:spacing w:before="0" w:after="0"/>
+      <w:contextualSpacing/>
+    </w:pPr>
+    <w:rPr>
+      <w:rFonts w:asciiTheme="majorHAnsi" w:eastAsiaTheme="minorHAnsi" w:hAnsiTheme="majorHAnsi"/>
+      <w:sz w:val="48"/>
+      <w:szCs w:val="48"/>
+      <w:vertAlign w:val="superscript"/>
+    </w:rPr>
+  </w:style>
+  <w:style w:type="character" w:customStyle="1" w:styleId="Subheading1Char">
+    <w:name w:val="Subheading 1 Char"/>
+    <w:basedOn w:val="DefaultParagraphFont"/>
+    <w:link w:val="Subheading1"/>
+    <w:rsid w:val="0035624D"/>
+    <w:rPr>
+      <w:rFonts w:asciiTheme="majorHAnsi" w:hAnsiTheme="majorHAnsi" w:cstheme="minorHAnsi"/>
+      <w:b/>
+      <w:kern w:val="28"/>
+      <w:sz w:val="48"/>
+      <w:szCs w:val="48"/>
+      <w:vertAlign w:val="superscript"/>
+    </w:rPr>
+  </w:style>
+  <w:style w:type="paragraph" w:customStyle="1" w:styleId="Subheading2">
+    <w:name w:val="Subheading 2"/>
+    <w:basedOn w:val="Subheading1"/>
+    <w:next w:val="Normal"/>
+    <w:link w:val="Subheading2Char"/>
+    <w:qFormat/>
+    <w:rsid w:val="0035624D"/>
+  </w:style>
+  <w:style w:type="character" w:customStyle="1" w:styleId="Subheading2Char">
+    <w:name w:val="Subheading 2 Char"/>
+    <w:basedOn w:val="Subheading1Char"/>
+    <w:link w:val="Subheading2"/>
+    <w:rsid w:val="0035624D"/>
+    <w:rPr>
+      <w:rFonts w:asciiTheme="majorHAnsi" w:hAnsiTheme="majorHAnsi" w:cstheme="minorHAnsi"/>
+      <w:b/>
+      <w:kern w:val="28"/>
+      <w:sz w:val="48"/>
+      <w:szCs w:val="48"/>
+      <w:vertAlign w:val="superscript"/>
+    </w:rPr>
+  </w:style>
+  <w:style w:type="paragraph" w:customStyle="1" w:styleId="Subheading3">
+    <w:name w:val="Subheading 3"/>
+    <w:basedOn w:val="Subheading2"/>
+    <w:next w:val="Normal"/>
+    <w:link w:val="Subheading3Char"/>
+    <w:qFormat/>
+    <w:rsid w:val="0035624D"/>
+    <w:rPr>
+      <w:sz w:val="40"/>
+      <w:szCs w:val="40"/>
+    </w:rPr>
+  </w:style>
+  <w:style w:type="character" w:customStyle="1" w:styleId="Subheading3Char">
+    <w:name w:val="Subheading 3 Char"/>
+    <w:basedOn w:val="Subheading2Char"/>
+    <w:link w:val="Subheading3"/>
+    <w:rsid w:val="0035624D"/>
+    <w:rPr>
+      <w:rFonts w:asciiTheme="majorHAnsi" w:hAnsiTheme="majorHAnsi" w:cstheme="minorHAnsi"/>
+      <w:b/>
+      <w:kern w:val="28"/>
+      <w:sz w:val="40"/>
+      <w:szCs w:val="40"/>
+      <w:vertAlign w:val="superscript"/>
+    </w:rPr>
+  </w:style>
+  <w:style w:type="paragraph" w:customStyle="1" w:styleId="Suptitle">
+    <w:name w:val="Suptitle"/>
+    <w:basedOn w:val="Subtitle"/>
+    <w:link w:val="SuptitleChar"/>
+    <w:qFormat/>
+    <w:rsid w:val="0035624D"/>
+    <w:pPr>
+      <w:spacing w:before="240"/>
+    </w:pPr>
+    <w:rPr>
+      <w:vertAlign w:val="subscript"/>
+    </w:rPr>
+  </w:style>
+  <w:style w:type="character" w:customStyle="1" w:styleId="SuptitleChar">
+    <w:name w:val="Suptitle Char"/>
+    <w:basedOn w:val="SubtitleChar"/>
+    <w:link w:val="Suptitle"/>
+    <w:rsid w:val="0035624D"/>
+    <w:rPr>
+      <w:rFonts w:asciiTheme="majorHAnsi" w:eastAsiaTheme="majorEastAsia" w:hAnsiTheme="majorHAnsi" w:cstheme="majorBidi"/>
+      <w:color w:val="7F7F7F" w:themeColor="text1" w:themeTint="80"/>
+      <w:spacing w:val="-10"/>
+      <w:kern w:val="28"/>
+      <w:sz w:val="72"/>
+      <w:szCs w:val="72"/>
+      <w:vertAlign w:val="subscript"/>
+    </w:rPr>
+  </w:style>
+  <w:style w:type="paragraph" w:styleId="Caption">
+    <w:name w:val="caption"/>
+    <w:basedOn w:val="Normal"/>
+    <w:next w:val="Normal"/>
+    <w:uiPriority w:val="35"/>
+    <w:semiHidden/>
+    <w:unhideWhenUsed/>
+    <w:qFormat/>
+    <w:rsid w:val="0035624D"/>
+    <w:pPr>
+      <w:spacing w:after="200"/>
+    </w:pPr>
+    <w:rPr>
+      <w:rFonts w:eastAsia="Times New Roman"/>
       <w:i/>
       <w:iCs/>
-      <w:color w:val="404040"/>
-      <w:szCs w:val="22"/>
-    </w:rPr>
-  </w:style>
-  <w:style w:type="paragraph" w:styleId="IntenseQuote">
-    <w:name w:val="Intense Quote"/>
-    <w:basedOn w:val="Normal"/>
-    <w:next w:val="Normal"/>
-    <w:link w:val="IntenseQuoteChar"/>
-    <w:autoRedefine/>
-    <w:uiPriority w:val="30"/>
-    <w:qFormat/>
-    <w:rsid w:val="005B4894"/>
-    <w:pPr>
-      <w:pBdr>
-        <w:top w:val="single" w:sz="4" w:space="10" w:color="auto"/>
-        <w:bottom w:val="single" w:sz="4" w:space="10" w:color="auto"/>
-      </w:pBdr>
-      <w:spacing w:before="360" w:after="360"/>
-      <w:ind w:left="864" w:right="864"/>
-      <w:jc w:val="center"/>
-    </w:pPr>
-    <w:rPr>
+      <w:color w:val="0E2841" w:themeColor="text2"/>
+      <w:szCs w:val="18"/>
+    </w:rPr>
+  </w:style>
+  <w:style w:type="character" w:styleId="Strong">
+    <w:name w:val="Strong"/>
+    <w:uiPriority w:val="22"/>
+    <w:qFormat/>
+    <w:rsid w:val="0035624D"/>
+    <w:rPr>
+      <w:b/>
+      <w:bCs/>
+    </w:rPr>
+  </w:style>
+  <w:style w:type="character" w:styleId="Emphasis">
+    <w:name w:val="Emphasis"/>
+    <w:uiPriority w:val="20"/>
+    <w:qFormat/>
+    <w:rsid w:val="0035624D"/>
+    <w:rPr>
+      <w:rFonts w:asciiTheme="minorHAnsi" w:hAnsiTheme="minorHAnsi" w:cstheme="minorHAnsi"/>
       <w:i/>
       <w:iCs/>
-    </w:rPr>
-  </w:style>
-  <w:style w:type="character" w:customStyle="1" w:styleId="IntenseQuoteChar">
-    <w:name w:val="Intense Quote Char"/>
-    <w:link w:val="IntenseQuote"/>
-    <w:uiPriority w:val="30"/>
-    <w:rsid w:val="005B4894"/>
-    <w:rPr>
-      <w:rFonts w:ascii="Calibri" w:eastAsia="Lucida Sans Unicode" w:hAnsi="Calibri" w:cs="Calibri"/>
+      <w:sz w:val="28"/>
+      <w:szCs w:val="28"/>
+    </w:rPr>
+  </w:style>
+  <w:style w:type="character" w:styleId="SubtleEmphasis">
+    <w:name w:val="Subtle Emphasis"/>
+    <w:basedOn w:val="Emphasis"/>
+    <w:uiPriority w:val="19"/>
+    <w:qFormat/>
+    <w:rsid w:val="0035624D"/>
+    <w:rPr>
+      <w:rFonts w:asciiTheme="minorHAnsi" w:hAnsiTheme="minorHAnsi" w:cs="Calibri Light"/>
       <w:i/>
       <w:iCs/>
+      <w:color w:val="7F7F7F" w:themeColor="text1" w:themeTint="80"/>
+      <w:sz w:val="28"/>
+      <w:szCs w:val="28"/>
+    </w:rPr>
+  </w:style>
+  <w:style w:type="character" w:styleId="SubtleReference">
+    <w:name w:val="Subtle Reference"/>
+    <w:uiPriority w:val="31"/>
+    <w:qFormat/>
+    <w:rsid w:val="0035624D"/>
+    <w:rPr>
+      <w:caps/>
+      <w:color w:val="7F7F7F" w:themeColor="text1" w:themeTint="80"/>
+      <w:sz w:val="22"/>
       <w:szCs w:val="22"/>
     </w:rPr>
   </w:style>
-  <w:style w:type="character" w:styleId="IntenseEmphasis">
-    <w:name w:val="Intense Emphasis"/>
-    <w:uiPriority w:val="21"/>
-    <w:qFormat/>
-    <w:rsid w:val="005B4894"/>
+  <w:style w:type="character" w:styleId="BookTitle">
+    <w:name w:val="Book Title"/>
+    <w:basedOn w:val="DefaultParagraphFont"/>
+    <w:uiPriority w:val="33"/>
+    <w:qFormat/>
+    <w:rsid w:val="0035624D"/>
     <w:rPr>
       <w:b/>
+      <w:bCs/>
       <w:i/>
       <w:iCs/>
-      <w:color w:val="auto"/>
-    </w:rPr>
-  </w:style>
-  <w:style w:type="character" w:styleId="IntenseReference">
-    <w:name w:val="Intense Reference"/>
-    <w:uiPriority w:val="32"/>
-    <w:qFormat/>
-    <w:rsid w:val="005B4894"/>
-    <w:rPr>
-      <w:b/>
-      <w:bCs/>
-      <w:smallCaps/>
-      <w:color w:val="auto"/>
       <w:spacing w:val="5"/>
     </w:rPr>
   </w:style>
@@ -1533,110 +2031,16 @@
         <a:srgbClr val="96607D"/>
       </a:folHlink>
     </a:clrScheme>
-    <a:fontScheme name="Office">
+    <a:fontScheme name="Abadi-Calibri">
       <a:majorFont>
-        <a:latin typeface="Aptos Display" panose="02110004020202020204"/>
+        <a:latin typeface="Abadi"/>
         <a:ea typeface=""/>
         <a:cs typeface=""/>
-        <a:font script="Jpan" typeface="游ゴシック Light"/>
-        <a:font script="Hang" typeface="맑은 고딕"/>
-        <a:font script="Hans" typeface="等线 Light"/>
-        <a:font script="Hant" typeface="新細明體"/>
-        <a:font script="Arab" typeface="Times New Roman"/>
-        <a:font script="Hebr" typeface="Times New Roman"/>
-        <a:font script="Thai" typeface="Angsana New"/>
-        <a:font script="Ethi" typeface="Nyala"/>
-        <a:font script="Beng" typeface="Vrinda"/>
-        <a:font script="Gujr" typeface="Shruti"/>
-        <a:font script="Khmr" typeface="MoolBoran"/>
-        <a:font script="Knda" typeface="Tunga"/>
-        <a:font script="Guru" typeface="Raavi"/>
-        <a:font script="Cans" typeface="Euphemia"/>
-        <a:font script="Cher" typeface="Plantagenet Cherokee"/>
-        <a:font script="Yiii" typeface="Microsoft Yi Baiti"/>
-        <a:font script="Tibt" typeface="Microsoft Himalaya"/>
-        <a:font script="Thaa" typeface="MV Boli"/>
-        <a:font script="Deva" typeface="Mangal"/>
-        <a:font script="Telu" typeface="Gautami"/>
-        <a:font script="Taml" typeface="Latha"/>
-        <a:font script="Syrc" typeface="Estrangelo Edessa"/>
-        <a:font script="Orya" typeface="Kalinga"/>
-        <a:font script="Mlym" typeface="Kartika"/>
-        <a:font script="Laoo" typeface="DokChampa"/>
-        <a:font script="Sinh" typeface="Iskoola Pota"/>
-        <a:font script="Mong" typeface="Mongolian Baiti"/>
-        <a:font script="Viet" typeface="Times New Roman"/>
-        <a:font script="Uigh" typeface="Microsoft Uighur"/>
-        <a:font script="Geor" typeface="Sylfaen"/>
-        <a:font script="Armn" typeface="Arial"/>
-        <a:font script="Bugi" typeface="Leelawadee UI"/>
-        <a:font script="Bopo" typeface="Microsoft JhengHei"/>
-        <a:font script="Java" typeface="Javanese Text"/>
-        <a:font script="Lisu" typeface="Segoe UI"/>
-        <a:font script="Mymr" typeface="Myanmar Text"/>
-        <a:font script="Nkoo" typeface="Ebrima"/>
-        <a:font script="Olck" typeface="Nirmala UI"/>
-        <a:font script="Osma" typeface="Ebrima"/>
-        <a:font script="Phag" typeface="Phagspa"/>
-        <a:font script="Syrn" typeface="Estrangelo Edessa"/>
-        <a:font script="Syrj" typeface="Estrangelo Edessa"/>
-        <a:font script="Syre" typeface="Estrangelo Edessa"/>
-        <a:font script="Sora" typeface="Nirmala UI"/>
-        <a:font script="Tale" typeface="Microsoft Tai Le"/>
-        <a:font script="Talu" typeface="Microsoft New Tai Lue"/>
-        <a:font script="Tfng" typeface="Ebrima"/>
       </a:majorFont>
       <a:minorFont>
-        <a:latin typeface="Aptos" panose="02110004020202020204"/>
+        <a:latin typeface="Calibri"/>
         <a:ea typeface=""/>
         <a:cs typeface=""/>
-        <a:font script="Jpan" typeface="游明朝"/>
-        <a:font script="Hang" typeface="맑은 고딕"/>
-        <a:font script="Hans" typeface="等线"/>
-        <a:font script="Hant" typeface="新細明體"/>
-        <a:font script="Arab" typeface="Arial"/>
-        <a:font script="Hebr" typeface="Arial"/>
-        <a:font script="Thai" typeface="Cordia New"/>
-        <a:font script="Ethi" typeface="Nyala"/>
-        <a:font script="Beng" typeface="Vrinda"/>
-        <a:font script="Gujr" typeface="Shruti"/>
-        <a:font script="Khmr" typeface="DaunPenh"/>
-        <a:font script="Knda" typeface="Tunga"/>
-        <a:font script="Guru" typeface="Raavi"/>
-        <a:font script="Cans" typeface="Euphemia"/>
-        <a:font script="Cher" typeface="Plantagenet Cherokee"/>
-        <a:font script="Yiii" typeface="Microsoft Yi Baiti"/>
-        <a:font script="Tibt" typeface="Microsoft Himalaya"/>
-        <a:font script="Thaa" typeface="MV Boli"/>
-        <a:font script="Deva" typeface="Mangal"/>
-        <a:font script="Telu" typeface="Gautami"/>
-        <a:font script="Taml" typeface="Latha"/>
-        <a:font script="Syrc" typeface="Estrangelo Edessa"/>
-        <a:font script="Orya" typeface="Kalinga"/>
-        <a:font script="Mlym" typeface="Kartika"/>
-        <a:font script="Laoo" typeface="DokChampa"/>
-        <a:font script="Sinh" typeface="Iskoola Pota"/>
-        <a:font script="Mong" typeface="Mongolian Baiti"/>
-        <a:font script="Viet" typeface="Arial"/>
-        <a:font script="Uigh" typeface="Microsoft Uighur"/>
-        <a:font script="Geor" typeface="Sylfaen"/>
-        <a:font script="Armn" typeface="Arial"/>
-        <a:font script="Bugi" typeface="Leelawadee UI"/>
-        <a:font script="Bopo" typeface="Microsoft JhengHei"/>
-        <a:font script="Java" typeface="Javanese Text"/>
-        <a:font script="Lisu" typeface="Segoe UI"/>
-        <a:font script="Mymr" typeface="Myanmar Text"/>
-        <a:font script="Nkoo" typeface="Ebrima"/>
-        <a:font script="Olck" typeface="Nirmala UI"/>
-        <a:font script="Osma" typeface="Ebrima"/>
-        <a:font script="Phag" typeface="Phagspa"/>
-        <a:font script="Syrn" typeface="Estrangelo Edessa"/>
-        <a:font script="Syrj" typeface="Estrangelo Edessa"/>
-        <a:font script="Syre" typeface="Estrangelo Edessa"/>
-        <a:font script="Sora" typeface="Nirmala UI"/>
-        <a:font script="Tale" typeface="Microsoft Tai Le"/>
-        <a:font script="Talu" typeface="Microsoft New Tai Lue"/>
-        <a:font script="Tfng" typeface="Ebrima"/>
       </a:minorFont>
     </a:fontScheme>
     <a:fmtScheme name="Office">
